--- a/Gridiron_Handover_Brief.docx
+++ b/Gridiron_Handover_Brief.docx
@@ -2480,7 +2480,7 @@
           <w:sz w:val="21"/>
           <w:szCs w:val="21"/>
         </w:rPr>
-        <w:t xml:space="preserve">There is no separate backend server to maintain. The website and its backend are one application, deployed together on Vercel, talking to a Postgres database hosted by Supabase.</w:t>
+        <w:t xml:space="preserve">There is no separate backend server to maintain. The website and its backend are one application, deployed together on your own server, talking to a Postgres database hosted by Supabase.</w:t>
       </w:r>
     </w:p>
     <w:p>
@@ -2634,7 +2634,7 @@
                 <w:sz w:val="19"/>
                 <w:szCs w:val="19"/>
               </w:rPr>
-              <w:t xml:space="preserve">Serves the pages and contains the backend logic. Runs on demand rather than on a server you rent by the month.</w:t>
+              <w:t xml:space="preserve">Serves the pages and contains the backend logic. Runs in a container on your own server, alongside the two scheduled jobs.</w:t>
             </w:r>
           </w:p>
         </w:tc>
@@ -7125,7 +7125,7 @@
           <w:sz w:val="17"/>
           <w:szCs w:val="17"/>
         </w:rPr>
-        <w:t xml:space="preserve">curl -H "Authorization: Bearer YOUR_CRON_SECRET" https://sports-pool.vercel.app/api/health</w:t>
+        <w:t xml:space="preserve">curl -H "Authorization: Bearer YOUR_CRON_SECRET" https://YOUR-DOMAIN/api/health</w:t>
       </w:r>
     </w:p>
     <w:p>
